--- a/使用说明书.docx
+++ b/使用说明书.docx
@@ -847,7 +847,7 @@
           <w:b w:val="0"/>
           <w:sz w:val="24"/>
         </w:rPr>
-        <w:t>1. 依次选择「</w:t>
+        <w:t xml:space="preserve">1. </w:t>
       </w:r>
       <w:r>
         <w:rPr>
@@ -855,7 +855,7 @@
           <w:b/>
           <w:sz w:val="24"/>
         </w:rPr>
-        <w:t>学校 → 年级 → 班级</w:t>
+        <w:t>学校名称会自动识别</w:t>
       </w:r>
       <w:r>
         <w:rPr>
@@ -863,7 +863,7 @@
           <w:b w:val="0"/>
           <w:sz w:val="24"/>
         </w:rPr>
-        <w:t>」。</w:t>
+        <w:t>（从底册目录读取，无需手动选择）。</w:t>
       </w:r>
     </w:p>
     <w:p>
@@ -876,7 +876,65 @@
           <w:b w:val="0"/>
           <w:sz w:val="24"/>
         </w:rPr>
-        <w:t xml:space="preserve">   - 班级选「</w:t>
+        <w:t>2. 选择「</w:t>
+      </w:r>
+      <w:r>
+        <w:rPr>
+          <w:rFonts w:ascii="微软雅黑" w:hAnsi="微软雅黑" w:eastAsia="微软雅黑"/>
+          <w:b/>
+          <w:sz w:val="24"/>
+        </w:rPr>
+        <w:t>年级 → 班级</w:t>
+      </w:r>
+      <w:r>
+        <w:rPr>
+          <w:rFonts w:ascii="微软雅黑" w:hAnsi="微软雅黑" w:eastAsia="微软雅黑"/>
+          <w:b w:val="0"/>
+          <w:sz w:val="24"/>
+        </w:rPr>
+        <w:t>」：</w:t>
+      </w:r>
+    </w:p>
+    <w:p>
+      <w:pPr>
+        <w:spacing w:after="120" w:line="336" w:lineRule="auto"/>
+      </w:pPr>
+      <w:r>
+        <w:rPr>
+          <w:rFonts w:ascii="微软雅黑" w:hAnsi="微软雅黑" w:eastAsia="微软雅黑"/>
+          <w:b w:val="0"/>
+          <w:sz w:val="24"/>
+        </w:rPr>
+        <w:t xml:space="preserve">   - 年级选「</w:t>
+      </w:r>
+      <w:r>
+        <w:rPr>
+          <w:rFonts w:ascii="微软雅黑" w:hAnsi="微软雅黑" w:eastAsia="微软雅黑"/>
+          <w:b/>
+          <w:sz w:val="24"/>
+        </w:rPr>
+        <w:t>全部年级</w:t>
+      </w:r>
+      <w:r>
+        <w:rPr>
+          <w:rFonts w:ascii="微软雅黑" w:hAnsi="微软雅黑" w:eastAsia="微软雅黑"/>
+          <w:b w:val="0"/>
+          <w:sz w:val="24"/>
+        </w:rPr>
+        <w:t>」= 整个学校一起签到。</w:t>
+      </w:r>
+    </w:p>
+    <w:p>
+      <w:pPr>
+        <w:spacing w:after="120" w:line="336" w:lineRule="auto"/>
+      </w:pPr>
+      <w:r>
+        <w:rPr>
+          <w:rFonts w:ascii="微软雅黑" w:hAnsi="微软雅黑" w:eastAsia="微软雅黑"/>
+          <w:b w:val="0"/>
+          <w:sz w:val="24"/>
+        </w:rPr>
+        <w:t xml:space="preserve">   - 年级选具体年级、班级选「</w:t>
       </w:r>
       <w:r>
         <w:rPr>
@@ -905,7 +963,7 @@
           <w:b w:val="0"/>
           <w:sz w:val="24"/>
         </w:rPr>
-        <w:t xml:space="preserve">   - 选具体班级 = 只给该班签到。</w:t>
+        <w:t xml:space="preserve">   - 年级、班级都选具体 = 只给该班签到。</w:t>
       </w:r>
     </w:p>
     <w:p>
@@ -918,7 +976,7 @@
           <w:b w:val="0"/>
           <w:sz w:val="24"/>
         </w:rPr>
-        <w:t>2. 点击「</w:t>
+        <w:t>3. 点击「</w:t>
       </w:r>
       <w:r>
         <w:rPr>
@@ -947,7 +1005,7 @@
           <w:b w:val="0"/>
           <w:sz w:val="24"/>
         </w:rPr>
-        <w:t>3. 学生依次走到摄像头前，正对镜头：</w:t>
+        <w:t>4. 学生依次走到摄像头前，正对镜头：</w:t>
       </w:r>
     </w:p>
     <w:p>
@@ -1047,7 +1105,7 @@
           <w:b w:val="0"/>
           <w:sz w:val="24"/>
         </w:rPr>
-        <w:t>4. 全部签完后，点击「</w:t>
+        <w:t>5. 全部签完后，点击「</w:t>
       </w:r>
       <w:r>
         <w:rPr>
